--- a/technical_document/docx/02_troubleshooting/DOC-02-TS-03_PostgreSQL_Connection_Pool_and_Lock_Contention_Diagnostics.docx
+++ b/technical_document/docx/02_troubleshooting/DOC-02-TS-03_PostgreSQL_Connection_Pool_and_Lock_Contention_Diagnostics.docx
@@ -1560,6 +1560,58 @@
           </w:p>
         </w:tc>
       </w:tr>
+      <w:tr>
+        <w:tc>
+          <w:tcPr>
+            <w:tcW w:type="dxa" w:w="1872"/>
+          </w:tcPr>
+          <w:p>
+            <w:r>
+              <w:t>3.1.0</w:t>
+            </w:r>
+          </w:p>
+        </w:tc>
+        <w:tc>
+          <w:tcPr>
+            <w:tcW w:type="dxa" w:w="1872"/>
+          </w:tcPr>
+          <w:p>
+            <w:r>
+              <w:t>October 2026</w:t>
+            </w:r>
+          </w:p>
+        </w:tc>
+        <w:tc>
+          <w:tcPr>
+            <w:tcW w:type="dxa" w:w="1872"/>
+          </w:tcPr>
+          <w:p>
+            <w:r>
+              <w:t>Independent Forensic Re-audit</w:t>
+            </w:r>
+          </w:p>
+        </w:tc>
+        <w:tc>
+          <w:tcPr>
+            <w:tcW w:type="dxa" w:w="1872"/>
+          </w:tcPr>
+          <w:p>
+            <w:r>
+              <w:t>Factual corrections per audit/docx_forensic_audit_2026-10-08.md</w:t>
+            </w:r>
+          </w:p>
+        </w:tc>
+        <w:tc>
+          <w:tcPr>
+            <w:tcW w:type="dxa" w:w="1872"/>
+          </w:tcPr>
+          <w:p>
+            <w:r>
+              <w:t>Applied</w:t>
+            </w:r>
+          </w:p>
+        </w:tc>
+      </w:tr>
     </w:tbl>
     <w:p>
       <w:pPr>
@@ -2146,7 +2198,7 @@
               <w:br/>
               <w:t xml:space="preserve">FROM pg_stat_activity </w:t>
               <w:br/>
-              <w:t>WHERE datname = 'ulms_db'</w:t>
+              <w:t>WHERE datname = 'ulms'</w:t>
               <w:br/>
               <w:t>GROUP BY state;</w:t>
             </w:r>
@@ -2526,13 +2578,13 @@
         </w:rPr>
         <w:t>$$</w:t>
         <w:tab/>
-        <w:t>ext{MaximumPoolSize} = (</w:t>
+        <w:t>\t\t\t\t\t\text{MaximumPoolSize} = (</w:t>
         <w:tab/>
         <w:t xml:space="preserve">ext{CPU\_Cores} </w:t>
         <w:tab/>
         <w:t xml:space="preserve">imes 2) + </w:t>
         <w:tab/>
-        <w:t>ext{Effective\_Spindle\_Count}$$</w:t>
+        <w:t>\t\t\t\t\t\text{Effective\_Spindle\_Count}$$</w:t>
       </w:r>
     </w:p>
     <w:p>
@@ -2545,7 +2597,7 @@
           <w:color w:val="2D3748"/>
           <w:sz w:val="19"/>
         </w:rPr>
-        <w:t xml:space="preserve">For a 4-vCPU database instance, configure </w:t>
+        <w:t>For a 4-vCPU database instance the formula yields (4 × 2) + 1 ≈ 9 — configure spring.datasource.hikari.maximum-pool-size=9 per API instance (size the replica total against PostgreSQL max_connections) and idle-timeout=30000. The recommendation and the formula must never disagree — recompute on every hardware resize.</w:t>
       </w:r>
       <w:r>
         <w:rPr>
@@ -2553,7 +2605,6 @@
           <w:color w:val="801515"/>
           <w:sz w:val="18"/>
         </w:rPr>
-        <w:t>spring.datasource.hikari.maximum-pool-size=20</w:t>
       </w:r>
       <w:r>
         <w:rPr>
@@ -2561,7 +2612,6 @@
           <w:color w:val="2D3748"/>
           <w:sz w:val="19"/>
         </w:rPr>
-        <w:t xml:space="preserve"> and </w:t>
       </w:r>
       <w:r>
         <w:rPr>
@@ -2569,7 +2619,6 @@
           <w:color w:val="801515"/>
           <w:sz w:val="18"/>
         </w:rPr>
-        <w:t>idle-timeout=30000</w:t>
       </w:r>
       <w:r>
         <w:rPr>
@@ -2577,7 +2626,19 @@
           <w:color w:val="2D3748"/>
           <w:sz w:val="19"/>
         </w:rPr>
-        <w:t>.</w:t>
+      </w:r>
+    </w:p>
+    <w:p>
+      <w:r>
+        <w:rPr>
+          <w:b/>
+        </w:rPr>
+        <w:t>Addendum — v3.1.0 corrections (Independent Forensic Re-audit, 8 October 2026)</w:t>
+      </w:r>
+    </w:p>
+    <w:p>
+      <w:r>
+        <w:t>Corrections (v3.1.0): database name unified to ulms (psql -d ulms); the HikariCP pool-size recommendation reconciled with the stated formula (4 vCPU → ≈9 per instance, not 20); LaTeX rendering of the formula repaired. The HA cluster figure depicts the target-state synchronous-standby topology — the current compose stack ships a single PostgreSQL 17 node (see MNT-03 for the canonical RPO/RTO baseline).</w:t>
       </w:r>
     </w:p>
     <w:sectPr>

--- a/technical_document/docx/02_troubleshooting/DOC-02-TS-03_PostgreSQL_Connection_Pool_and_Lock_Contention_Diagnostics.docx
+++ b/technical_document/docx/02_troubleshooting/DOC-02-TS-03_PostgreSQL_Connection_Pool_and_Lock_Contention_Diagnostics.docx
@@ -2578,13 +2578,13 @@
         </w:rPr>
         <w:t>$$</w:t>
         <w:tab/>
-        <w:t>\t\t\t\t\t\text{MaximumPoolSize} = (</w:t>
+        <w:t>\t\t\t\t\t\t\t\text{MaximumPoolSize} = (</w:t>
         <w:tab/>
         <w:t xml:space="preserve">ext{CPU\_Cores} </w:t>
         <w:tab/>
         <w:t xml:space="preserve">imes 2) + </w:t>
         <w:tab/>
-        <w:t>\t\t\t\t\t\text{Effective\_Spindle\_Count}$$</w:t>
+        <w:t>\t\t\t\t\t\t\t\text{Effective\_Spindle\_Count}$$</w:t>
       </w:r>
     </w:p>
     <w:p>
